--- a/mps-nivel-c/oficial/04_registros/AASP_CNJ/REL-VV-AASPCNJ01-001_Relatorio-de-Execucao-de-Testes.docx
+++ b/mps-nivel-c/oficial/04_registros/AASP_CNJ/REL-VV-AASPCNJ01-001_Relatorio-de-Execucao-de-Testes.docx
@@ -1490,7 +1490,7 @@
                 <w:i w:val="0"/>
                 <w:sz w:val="20"/>
               </w:rPr>
-              <w:t>BUG-01</w:t>
+              <w:t>BUG-01 a BUG-04</w:t>
             </w:r>
           </w:p>
         </w:tc>
@@ -1516,7 +1516,7 @@
                 <w:i w:val="0"/>
                 <w:sz w:val="20"/>
               </w:rPr>
-              <w:t>Timeout após o captcha Cloudflare no EPROC</w:t>
+              <w:t>Defeitos da estabilização EPROC/ESAJ</w:t>
             </w:r>
           </w:p>
         </w:tc>
@@ -1568,7 +1568,7 @@
                 <w:i w:val="0"/>
                 <w:sz w:val="20"/>
               </w:rPr>
-              <w:t>Ajuste no tempo de espera e no tratamento de resposta após autenticação</w:t>
+              <w:t>Correções de timeout/captcha, nullabilidade e DataUltimaAtualizacao</w:t>
             </w:r>
           </w:p>
         </w:tc>
@@ -1598,42 +1598,7 @@
                 <w:i w:val="0"/>
                 <w:sz w:val="20"/>
               </w:rPr>
-              <w:t>BUG-02</w:t>
-            </w:r>
-          </w:p>
-        </w:tc>
-        <w:tc>
-          <w:tcPr>
-            <w:tcW w:type="dxa" w:w="2225"/>
-            <w:tcMar>
-              <w:top w:w="60" w:type="dxa"/>
-              <w:bottom w:w="60" w:type="dxa"/>
-              <w:left w:w="100" w:type="dxa"/>
-              <w:right w:w="100" w:type="dxa"/>
-            </w:tcMar>
-          </w:tcPr>
-          <w:p>
-            <w:pPr>
-              <w:spacing w:before="40" w:after="40"/>
-            </w:pPr>
-            <w:r>
-              <w:rPr>
-                <w:rFonts w:ascii="Courier New" w:hAnsi="Courier New"/>
-                <w:b w:val="0"/>
-                <w:i w:val="0"/>
-                <w:color w:val="333333"/>
-                <w:sz w:val="20"/>
-              </w:rPr>
-              <w:t>ProcessoCapturaLogin</w:t>
-            </w:r>
-            <w:r>
-              <w:rPr>
-                <w:rFonts w:ascii="Calibri" w:hAnsi="Calibri"/>
-                <w:b w:val="0"/>
-                <w:i w:val="0"/>
-                <w:sz w:val="20"/>
-              </w:rPr>
-              <w:t xml:space="preserve"> retornando null em certos processos</w:t>
+              <w:t>BUG-05 a BUG-07</w:t>
             </w:r>
           </w:p>
         </w:tc>
@@ -1658,420 +1623,7 @@
                 <w:i w:val="0"/>
                 <w:sz w:val="20"/>
               </w:rPr>
-              <w:t>Fase 3</w:t>
-            </w:r>
-          </w:p>
-        </w:tc>
-        <w:tc>
-          <w:tcPr>
-            <w:tcW w:type="dxa" w:w="2225"/>
-            <w:tcMar>
-              <w:top w:w="60" w:type="dxa"/>
-              <w:bottom w:w="60" w:type="dxa"/>
-              <w:left w:w="100" w:type="dxa"/>
-              <w:right w:w="100" w:type="dxa"/>
-            </w:tcMar>
-          </w:tcPr>
-          <w:p>
-            <w:pPr>
-              <w:spacing w:before="40" w:after="40"/>
-            </w:pPr>
-            <w:r>
-              <w:rPr>
-                <w:rFonts w:ascii="Calibri" w:hAnsi="Calibri"/>
-                <w:b w:val="0"/>
-                <w:i w:val="0"/>
-                <w:sz w:val="20"/>
-              </w:rPr>
-              <w:t>Correção da condição de nulidade e criação do registro quando ausente</w:t>
-            </w:r>
-          </w:p>
-        </w:tc>
-      </w:tr>
-      <w:tr>
-        <w:trPr>
-          <w:cantSplit w:val="1"/>
-        </w:trPr>
-        <w:tc>
-          <w:tcPr>
-            <w:tcW w:type="dxa" w:w="2225"/>
-            <w:tcMar>
-              <w:top w:w="60" w:type="dxa"/>
-              <w:bottom w:w="60" w:type="dxa"/>
-              <w:left w:w="100" w:type="dxa"/>
-              <w:right w:w="100" w:type="dxa"/>
-            </w:tcMar>
-            <w:shd w:val="clear" w:color="auto" w:fill="EBF5FB"/>
-          </w:tcPr>
-          <w:p>
-            <w:pPr>
-              <w:spacing w:before="40" w:after="40"/>
-            </w:pPr>
-            <w:r>
-              <w:rPr>
-                <w:rFonts w:ascii="Calibri" w:hAnsi="Calibri"/>
-                <w:b w:val="0"/>
-                <w:i w:val="0"/>
-                <w:sz w:val="20"/>
-              </w:rPr>
-              <w:t>BUG-03</w:t>
-            </w:r>
-          </w:p>
-        </w:tc>
-        <w:tc>
-          <w:tcPr>
-            <w:tcW w:type="dxa" w:w="2225"/>
-            <w:tcMar>
-              <w:top w:w="60" w:type="dxa"/>
-              <w:bottom w:w="60" w:type="dxa"/>
-              <w:left w:w="100" w:type="dxa"/>
-              <w:right w:w="100" w:type="dxa"/>
-            </w:tcMar>
-            <w:shd w:val="clear" w:color="auto" w:fill="EBF5FB"/>
-          </w:tcPr>
-          <w:p>
-            <w:pPr>
-              <w:spacing w:before="40" w:after="40"/>
-            </w:pPr>
-            <w:r>
-              <w:rPr>
-                <w:rFonts w:ascii="Calibri" w:hAnsi="Calibri"/>
-                <w:b w:val="0"/>
-                <w:i w:val="0"/>
-                <w:sz w:val="20"/>
-              </w:rPr>
-              <w:t>Nullabilidade em campos opcionais</w:t>
-            </w:r>
-          </w:p>
-        </w:tc>
-        <w:tc>
-          <w:tcPr>
-            <w:tcW w:type="dxa" w:w="2225"/>
-            <w:tcMar>
-              <w:top w:w="60" w:type="dxa"/>
-              <w:bottom w:w="60" w:type="dxa"/>
-              <w:left w:w="100" w:type="dxa"/>
-              <w:right w:w="100" w:type="dxa"/>
-            </w:tcMar>
-            <w:shd w:val="clear" w:color="auto" w:fill="EBF5FB"/>
-          </w:tcPr>
-          <w:p>
-            <w:pPr>
-              <w:spacing w:before="40" w:after="40"/>
-            </w:pPr>
-            <w:r>
-              <w:rPr>
-                <w:rFonts w:ascii="Calibri" w:hAnsi="Calibri"/>
-                <w:b w:val="0"/>
-                <w:i w:val="0"/>
-                <w:sz w:val="20"/>
-              </w:rPr>
-              <w:t>Fase 3</w:t>
-            </w:r>
-          </w:p>
-        </w:tc>
-        <w:tc>
-          <w:tcPr>
-            <w:tcW w:type="dxa" w:w="2225"/>
-            <w:tcMar>
-              <w:top w:w="60" w:type="dxa"/>
-              <w:bottom w:w="60" w:type="dxa"/>
-              <w:left w:w="100" w:type="dxa"/>
-              <w:right w:w="100" w:type="dxa"/>
-            </w:tcMar>
-            <w:shd w:val="clear" w:color="auto" w:fill="EBF5FB"/>
-          </w:tcPr>
-          <w:p>
-            <w:pPr>
-              <w:spacing w:before="40" w:after="40"/>
-            </w:pPr>
-            <w:r>
-              <w:rPr>
-                <w:rFonts w:ascii="Calibri" w:hAnsi="Calibri"/>
-                <w:b w:val="0"/>
-                <w:i w:val="0"/>
-                <w:sz w:val="20"/>
-              </w:rPr>
-              <w:t>Verificações de nulo antes de operações de gravação</w:t>
-            </w:r>
-          </w:p>
-        </w:tc>
-      </w:tr>
-      <w:tr>
-        <w:trPr>
-          <w:cantSplit w:val="1"/>
-        </w:trPr>
-        <w:tc>
-          <w:tcPr>
-            <w:tcW w:type="dxa" w:w="2225"/>
-            <w:tcMar>
-              <w:top w:w="60" w:type="dxa"/>
-              <w:bottom w:w="60" w:type="dxa"/>
-              <w:left w:w="100" w:type="dxa"/>
-              <w:right w:w="100" w:type="dxa"/>
-            </w:tcMar>
-          </w:tcPr>
-          <w:p>
-            <w:pPr>
-              <w:spacing w:before="40" w:after="40"/>
-            </w:pPr>
-            <w:r>
-              <w:rPr>
-                <w:rFonts w:ascii="Calibri" w:hAnsi="Calibri"/>
-                <w:b w:val="0"/>
-                <w:i w:val="0"/>
-                <w:sz w:val="20"/>
-              </w:rPr>
-              <w:t>BUG-04</w:t>
-            </w:r>
-          </w:p>
-        </w:tc>
-        <w:tc>
-          <w:tcPr>
-            <w:tcW w:type="dxa" w:w="2225"/>
-            <w:tcMar>
-              <w:top w:w="60" w:type="dxa"/>
-              <w:bottom w:w="60" w:type="dxa"/>
-              <w:left w:w="100" w:type="dxa"/>
-              <w:right w:w="100" w:type="dxa"/>
-            </w:tcMar>
-          </w:tcPr>
-          <w:p>
-            <w:pPr>
-              <w:spacing w:before="40" w:after="40"/>
-            </w:pPr>
-            <w:r>
-              <w:rPr>
-                <w:rFonts w:ascii="Courier New" w:hAnsi="Courier New"/>
-                <w:b w:val="0"/>
-                <w:i w:val="0"/>
-                <w:color w:val="333333"/>
-                <w:sz w:val="20"/>
-              </w:rPr>
-              <w:t>DataUltimaAtualizacao</w:t>
-            </w:r>
-            <w:r>
-              <w:rPr>
-                <w:rFonts w:ascii="Calibri" w:hAnsi="Calibri"/>
-                <w:b w:val="0"/>
-                <w:i w:val="0"/>
-                <w:sz w:val="20"/>
-              </w:rPr>
-              <w:t xml:space="preserve"> não atualizado corretamente</w:t>
-            </w:r>
-          </w:p>
-        </w:tc>
-        <w:tc>
-          <w:tcPr>
-            <w:tcW w:type="dxa" w:w="2225"/>
-            <w:tcMar>
-              <w:top w:w="60" w:type="dxa"/>
-              <w:bottom w:w="60" w:type="dxa"/>
-              <w:left w:w="100" w:type="dxa"/>
-              <w:right w:w="100" w:type="dxa"/>
-            </w:tcMar>
-          </w:tcPr>
-          <w:p>
-            <w:pPr>
-              <w:spacing w:before="40" w:after="40"/>
-            </w:pPr>
-            <w:r>
-              <w:rPr>
-                <w:rFonts w:ascii="Calibri" w:hAnsi="Calibri"/>
-                <w:b w:val="0"/>
-                <w:i w:val="0"/>
-                <w:sz w:val="20"/>
-              </w:rPr>
-              <w:t>Fase 3</w:t>
-            </w:r>
-          </w:p>
-        </w:tc>
-        <w:tc>
-          <w:tcPr>
-            <w:tcW w:type="dxa" w:w="2225"/>
-            <w:tcMar>
-              <w:top w:w="60" w:type="dxa"/>
-              <w:bottom w:w="60" w:type="dxa"/>
-              <w:left w:w="100" w:type="dxa"/>
-              <w:right w:w="100" w:type="dxa"/>
-            </w:tcMar>
-          </w:tcPr>
-          <w:p>
-            <w:pPr>
-              <w:spacing w:before="40" w:after="40"/>
-            </w:pPr>
-            <w:r>
-              <w:rPr>
-                <w:rFonts w:ascii="Calibri" w:hAnsi="Calibri"/>
-                <w:b w:val="0"/>
-                <w:i w:val="0"/>
-                <w:sz w:val="20"/>
-              </w:rPr>
-              <w:t>Correção da lógica de atualização na rotina de movimentações</w:t>
-            </w:r>
-          </w:p>
-        </w:tc>
-      </w:tr>
-      <w:tr>
-        <w:trPr>
-          <w:cantSplit w:val="1"/>
-        </w:trPr>
-        <w:tc>
-          <w:tcPr>
-            <w:tcW w:type="dxa" w:w="2225"/>
-            <w:tcMar>
-              <w:top w:w="60" w:type="dxa"/>
-              <w:bottom w:w="60" w:type="dxa"/>
-              <w:left w:w="100" w:type="dxa"/>
-              <w:right w:w="100" w:type="dxa"/>
-            </w:tcMar>
-            <w:shd w:val="clear" w:color="auto" w:fill="EBF5FB"/>
-          </w:tcPr>
-          <w:p>
-            <w:pPr>
-              <w:spacing w:before="40" w:after="40"/>
-            </w:pPr>
-            <w:r>
-              <w:rPr>
-                <w:rFonts w:ascii="Calibri" w:hAnsi="Calibri"/>
-                <w:b w:val="0"/>
-                <w:i w:val="0"/>
-                <w:sz w:val="20"/>
-              </w:rPr>
-              <w:t>BUG-05</w:t>
-            </w:r>
-          </w:p>
-        </w:tc>
-        <w:tc>
-          <w:tcPr>
-            <w:tcW w:type="dxa" w:w="2225"/>
-            <w:tcMar>
-              <w:top w:w="60" w:type="dxa"/>
-              <w:bottom w:w="60" w:type="dxa"/>
-              <w:left w:w="100" w:type="dxa"/>
-              <w:right w:w="100" w:type="dxa"/>
-            </w:tcMar>
-            <w:shd w:val="clear" w:color="auto" w:fill="EBF5FB"/>
-          </w:tcPr>
-          <w:p>
-            <w:pPr>
-              <w:spacing w:before="40" w:after="40"/>
-            </w:pPr>
-            <w:r>
-              <w:rPr>
-                <w:rFonts w:ascii="Calibri" w:hAnsi="Calibri"/>
-                <w:b w:val="0"/>
-                <w:i w:val="0"/>
-                <w:sz w:val="20"/>
-              </w:rPr>
-              <w:t>Fila RabbitMQ acumulando 137 mil itens não processados</w:t>
-            </w:r>
-          </w:p>
-        </w:tc>
-        <w:tc>
-          <w:tcPr>
-            <w:tcW w:type="dxa" w:w="2225"/>
-            <w:tcMar>
-              <w:top w:w="60" w:type="dxa"/>
-              <w:bottom w:w="60" w:type="dxa"/>
-              <w:left w:w="100" w:type="dxa"/>
-              <w:right w:w="100" w:type="dxa"/>
-            </w:tcMar>
-            <w:shd w:val="clear" w:color="auto" w:fill="EBF5FB"/>
-          </w:tcPr>
-          <w:p>
-            <w:pPr>
-              <w:spacing w:before="40" w:after="40"/>
-            </w:pPr>
-            <w:r>
-              <w:rPr>
-                <w:rFonts w:ascii="Calibri" w:hAnsi="Calibri"/>
-                <w:b w:val="0"/>
-                <w:i w:val="0"/>
-                <w:sz w:val="20"/>
-              </w:rPr>
-              <w:t>Fase 4</w:t>
-            </w:r>
-          </w:p>
-        </w:tc>
-        <w:tc>
-          <w:tcPr>
-            <w:tcW w:type="dxa" w:w="2225"/>
-            <w:tcMar>
-              <w:top w:w="60" w:type="dxa"/>
-              <w:bottom w:w="60" w:type="dxa"/>
-              <w:left w:w="100" w:type="dxa"/>
-              <w:right w:w="100" w:type="dxa"/>
-            </w:tcMar>
-            <w:shd w:val="clear" w:color="auto" w:fill="EBF5FB"/>
-          </w:tcPr>
-          <w:p>
-            <w:pPr>
-              <w:spacing w:before="40" w:after="40"/>
-            </w:pPr>
-            <w:r>
-              <w:rPr>
-                <w:rFonts w:ascii="Calibri" w:hAnsi="Calibri"/>
-                <w:b w:val="0"/>
-                <w:i w:val="0"/>
-                <w:sz w:val="20"/>
-              </w:rPr>
-              <w:t>Correção na publicação com tratamento de exceção e logging; atualização do pacote AWS</w:t>
-            </w:r>
-          </w:p>
-        </w:tc>
-      </w:tr>
-      <w:tr>
-        <w:trPr>
-          <w:cantSplit w:val="1"/>
-        </w:trPr>
-        <w:tc>
-          <w:tcPr>
-            <w:tcW w:type="dxa" w:w="2225"/>
-            <w:tcMar>
-              <w:top w:w="60" w:type="dxa"/>
-              <w:bottom w:w="60" w:type="dxa"/>
-              <w:left w:w="100" w:type="dxa"/>
-              <w:right w:w="100" w:type="dxa"/>
-            </w:tcMar>
-          </w:tcPr>
-          <w:p>
-            <w:pPr>
-              <w:spacing w:before="40" w:after="40"/>
-            </w:pPr>
-            <w:r>
-              <w:rPr>
-                <w:rFonts w:ascii="Calibri" w:hAnsi="Calibri"/>
-                <w:b w:val="0"/>
-                <w:i w:val="0"/>
-                <w:sz w:val="20"/>
-              </w:rPr>
-              <w:t>BUG-06</w:t>
-            </w:r>
-          </w:p>
-        </w:tc>
-        <w:tc>
-          <w:tcPr>
-            <w:tcW w:type="dxa" w:w="2225"/>
-            <w:tcMar>
-              <w:top w:w="60" w:type="dxa"/>
-              <w:bottom w:w="60" w:type="dxa"/>
-              <w:left w:w="100" w:type="dxa"/>
-              <w:right w:w="100" w:type="dxa"/>
-            </w:tcMar>
-          </w:tcPr>
-          <w:p>
-            <w:pPr>
-              <w:spacing w:before="40" w:after="40"/>
-            </w:pPr>
-            <w:r>
-              <w:rPr>
-                <w:rFonts w:ascii="Calibri" w:hAnsi="Calibri"/>
-                <w:b w:val="0"/>
-                <w:i w:val="0"/>
-                <w:sz w:val="20"/>
-              </w:rPr>
-              <w:t>Falha na publicação no RabbitMQ sem registro de erro</w:t>
+              <w:t>Defeitos do desenvolvimento CNJ</w:t>
             </w:r>
           </w:p>
         </w:tc>
@@ -2116,22 +1668,12 @@
             </w:pPr>
             <w:r>
               <w:rPr>
-                <w:rFonts w:ascii="Courier New" w:hAnsi="Courier New"/>
-                <w:b w:val="0"/>
-                <w:i w:val="0"/>
-                <w:color w:val="333333"/>
-                <w:sz w:val="20"/>
-              </w:rPr>
-              <w:t>try/catch</w:t>
-            </w:r>
-            <w:r>
-              <w:rPr>
                 <w:rFonts w:ascii="Calibri" w:hAnsi="Calibri"/>
                 <w:b w:val="0"/>
                 <w:i w:val="0"/>
                 <w:sz w:val="20"/>
               </w:rPr>
-              <w:t xml:space="preserve"> na publicação com log detalhado</w:t>
+              <w:t>Correção da fila RabbitMQ (137 mil itens), publicação de mensagens e campos hardcoded do TJSP</w:t>
             </w:r>
           </w:p>
         </w:tc>
@@ -2162,7 +1704,7 @@
                 <w:i w:val="0"/>
                 <w:sz w:val="20"/>
               </w:rPr>
-              <w:t>BUG-07</w:t>
+              <w:t>BUG-08, BUG-09</w:t>
             </w:r>
           </w:p>
         </w:tc>
@@ -2188,221 +1730,7 @@
                 <w:i w:val="0"/>
                 <w:sz w:val="20"/>
               </w:rPr>
-              <w:t>Campos do modelo CNJ com dados do TJSP hardcoded</w:t>
-            </w:r>
-          </w:p>
-        </w:tc>
-        <w:tc>
-          <w:tcPr>
-            <w:tcW w:type="dxa" w:w="2225"/>
-            <w:tcMar>
-              <w:top w:w="60" w:type="dxa"/>
-              <w:bottom w:w="60" w:type="dxa"/>
-              <w:left w:w="100" w:type="dxa"/>
-              <w:right w:w="100" w:type="dxa"/>
-            </w:tcMar>
-            <w:shd w:val="clear" w:color="auto" w:fill="EBF5FB"/>
-          </w:tcPr>
-          <w:p>
-            <w:pPr>
-              <w:spacing w:before="40" w:after="40"/>
-            </w:pPr>
-            <w:r>
-              <w:rPr>
-                <w:rFonts w:ascii="Calibri" w:hAnsi="Calibri"/>
-                <w:b w:val="0"/>
-                <w:i w:val="0"/>
-                <w:sz w:val="20"/>
-              </w:rPr>
-              <w:t>Fase 4</w:t>
-            </w:r>
-          </w:p>
-        </w:tc>
-        <w:tc>
-          <w:tcPr>
-            <w:tcW w:type="dxa" w:w="2225"/>
-            <w:tcMar>
-              <w:top w:w="60" w:type="dxa"/>
-              <w:bottom w:w="60" w:type="dxa"/>
-              <w:left w:w="100" w:type="dxa"/>
-              <w:right w:w="100" w:type="dxa"/>
-            </w:tcMar>
-            <w:shd w:val="clear" w:color="auto" w:fill="EBF5FB"/>
-          </w:tcPr>
-          <w:p>
-            <w:pPr>
-              <w:spacing w:before="40" w:after="40"/>
-            </w:pPr>
-            <w:r>
-              <w:rPr>
-                <w:rFonts w:ascii="Calibri" w:hAnsi="Calibri"/>
-                <w:b w:val="0"/>
-                <w:i w:val="0"/>
-                <w:sz w:val="20"/>
-              </w:rPr>
-              <w:t>Remoção dos valores fixos e parametrização por tribunal</w:t>
-            </w:r>
-          </w:p>
-        </w:tc>
-      </w:tr>
-      <w:tr>
-        <w:trPr>
-          <w:cantSplit w:val="1"/>
-        </w:trPr>
-        <w:tc>
-          <w:tcPr>
-            <w:tcW w:type="dxa" w:w="2225"/>
-            <w:tcMar>
-              <w:top w:w="60" w:type="dxa"/>
-              <w:bottom w:w="60" w:type="dxa"/>
-              <w:left w:w="100" w:type="dxa"/>
-              <w:right w:w="100" w:type="dxa"/>
-            </w:tcMar>
-          </w:tcPr>
-          <w:p>
-            <w:pPr>
-              <w:spacing w:before="40" w:after="40"/>
-            </w:pPr>
-            <w:r>
-              <w:rPr>
-                <w:rFonts w:ascii="Calibri" w:hAnsi="Calibri"/>
-                <w:b w:val="0"/>
-                <w:i w:val="0"/>
-                <w:sz w:val="20"/>
-              </w:rPr>
-              <w:t>BUG-08</w:t>
-            </w:r>
-          </w:p>
-        </w:tc>
-        <w:tc>
-          <w:tcPr>
-            <w:tcW w:type="dxa" w:w="2225"/>
-            <w:tcMar>
-              <w:top w:w="60" w:type="dxa"/>
-              <w:bottom w:w="60" w:type="dxa"/>
-              <w:left w:w="100" w:type="dxa"/>
-              <w:right w:w="100" w:type="dxa"/>
-            </w:tcMar>
-          </w:tcPr>
-          <w:p>
-            <w:pPr>
-              <w:spacing w:before="40" w:after="40"/>
-            </w:pPr>
-            <w:r>
-              <w:rPr>
-                <w:rFonts w:ascii="Calibri" w:hAnsi="Calibri"/>
-                <w:b w:val="0"/>
-                <w:i w:val="0"/>
-                <w:sz w:val="20"/>
-              </w:rPr>
-              <w:t>Erro de referências na solução AndamentosProcessuais após merge</w:t>
-            </w:r>
-          </w:p>
-        </w:tc>
-        <w:tc>
-          <w:tcPr>
-            <w:tcW w:type="dxa" w:w="2225"/>
-            <w:tcMar>
-              <w:top w:w="60" w:type="dxa"/>
-              <w:bottom w:w="60" w:type="dxa"/>
-              <w:left w:w="100" w:type="dxa"/>
-              <w:right w:w="100" w:type="dxa"/>
-            </w:tcMar>
-          </w:tcPr>
-          <w:p>
-            <w:pPr>
-              <w:spacing w:before="40" w:after="40"/>
-            </w:pPr>
-            <w:r>
-              <w:rPr>
-                <w:rFonts w:ascii="Calibri" w:hAnsi="Calibri"/>
-                <w:b w:val="0"/>
-                <w:i w:val="0"/>
-                <w:sz w:val="20"/>
-              </w:rPr>
-              <w:t>Fase 5</w:t>
-            </w:r>
-          </w:p>
-        </w:tc>
-        <w:tc>
-          <w:tcPr>
-            <w:tcW w:type="dxa" w:w="2225"/>
-            <w:tcMar>
-              <w:top w:w="60" w:type="dxa"/>
-              <w:bottom w:w="60" w:type="dxa"/>
-              <w:left w:w="100" w:type="dxa"/>
-              <w:right w:w="100" w:type="dxa"/>
-            </w:tcMar>
-          </w:tcPr>
-          <w:p>
-            <w:pPr>
-              <w:spacing w:before="40" w:after="40"/>
-            </w:pPr>
-            <w:r>
-              <w:rPr>
-                <w:rFonts w:ascii="Calibri" w:hAnsi="Calibri"/>
-                <w:b w:val="0"/>
-                <w:i w:val="0"/>
-                <w:sz w:val="20"/>
-              </w:rPr>
-              <w:t>Correção das referências de projeto e recompilação</w:t>
-            </w:r>
-          </w:p>
-        </w:tc>
-      </w:tr>
-      <w:tr>
-        <w:trPr>
-          <w:cantSplit w:val="1"/>
-        </w:trPr>
-        <w:tc>
-          <w:tcPr>
-            <w:tcW w:type="dxa" w:w="2225"/>
-            <w:tcMar>
-              <w:top w:w="60" w:type="dxa"/>
-              <w:bottom w:w="60" w:type="dxa"/>
-              <w:left w:w="100" w:type="dxa"/>
-              <w:right w:w="100" w:type="dxa"/>
-            </w:tcMar>
-            <w:shd w:val="clear" w:color="auto" w:fill="EBF5FB"/>
-          </w:tcPr>
-          <w:p>
-            <w:pPr>
-              <w:spacing w:before="40" w:after="40"/>
-            </w:pPr>
-            <w:r>
-              <w:rPr>
-                <w:rFonts w:ascii="Calibri" w:hAnsi="Calibri"/>
-                <w:b w:val="0"/>
-                <w:i w:val="0"/>
-                <w:sz w:val="20"/>
-              </w:rPr>
-              <w:t>BUG-09</w:t>
-            </w:r>
-          </w:p>
-        </w:tc>
-        <w:tc>
-          <w:tcPr>
-            <w:tcW w:type="dxa" w:w="2225"/>
-            <w:tcMar>
-              <w:top w:w="60" w:type="dxa"/>
-              <w:bottom w:w="60" w:type="dxa"/>
-              <w:left w:w="100" w:type="dxa"/>
-              <w:right w:w="100" w:type="dxa"/>
-            </w:tcMar>
-            <w:shd w:val="clear" w:color="auto" w:fill="EBF5FB"/>
-          </w:tcPr>
-          <w:p>
-            <w:pPr>
-              <w:spacing w:before="40" w:after="40"/>
-            </w:pPr>
-            <w:r>
-              <w:rPr>
-                <w:rFonts w:ascii="Calibri" w:hAnsi="Calibri"/>
-                <w:b w:val="0"/>
-                <w:i w:val="0"/>
-                <w:sz w:val="20"/>
-              </w:rPr>
-              <w:t>Falha no fluxo de indexação e exclusão nas APIs parceiras</w:t>
+              <w:t>Defeitos de E2E/regressão e parceiras</w:t>
             </w:r>
           </w:p>
         </w:tc>
@@ -2454,7 +1782,7 @@
                 <w:i w:val="0"/>
                 <w:sz w:val="20"/>
               </w:rPr>
-              <w:t>Correção na ordem de operações e validação do fluxo completo</w:t>
+              <w:t>Correção de referências pós-merge e do fluxo de indexação/exclusão nas APIs parceiras</w:t>
             </w:r>
           </w:p>
         </w:tc>
@@ -3524,6 +2852,392 @@
         <w:spacing w:before="0" w:after="160"/>
       </w:pPr>
     </w:p>
+    <w:p>
+      <w:pPr>
+        <w:pStyle w:val="Heading1"/>
+        <w:keepNext/>
+        <w:keepLines/>
+        <w:pBdr>
+          <w:bottom w:val="single" w:sz="4" w:space="2" w:color="D6E4F0"/>
+        </w:pBdr>
+      </w:pPr>
+      <w:r>
+        <w:t>Evidências</w:t>
+      </w:r>
+    </w:p>
+    <w:p>
+      <w:pPr>
+        <w:pStyle w:val="ListBullet"/>
+        <w:spacing w:before="20" w:after="40"/>
+      </w:pPr>
+      <w:r>
+        <w:rPr>
+          <w:rFonts w:ascii="Courier New" w:hAnsi="Courier New"/>
+          <w:b w:val="0"/>
+          <w:i w:val="0"/>
+          <w:color w:val="333333"/>
+          <w:sz w:val="20"/>
+        </w:rPr>
+        <w:t>cnj_ca01.jpeg</w:t>
+      </w:r>
+      <w:r>
+        <w:rPr>
+          <w:rFonts w:ascii="Calibri" w:hAnsi="Calibri"/>
+          <w:b w:val="0"/>
+          <w:i w:val="0"/>
+          <w:sz w:val="22"/>
+        </w:rPr>
+        <w:t xml:space="preserve"> — Critério de aceite CA01</w:t>
+      </w:r>
+    </w:p>
+    <w:p>
+      <w:pPr>
+        <w:pStyle w:val="ListBullet"/>
+        <w:spacing w:before="20" w:after="40"/>
+      </w:pPr>
+      <w:r>
+        <w:rPr>
+          <w:rFonts w:ascii="Courier New" w:hAnsi="Courier New"/>
+          <w:b w:val="0"/>
+          <w:i w:val="0"/>
+          <w:color w:val="333333"/>
+          <w:sz w:val="20"/>
+        </w:rPr>
+        <w:t>cnj_ca02.jpg</w:t>
+      </w:r>
+      <w:r>
+        <w:rPr>
+          <w:rFonts w:ascii="Calibri" w:hAnsi="Calibri"/>
+          <w:b w:val="0"/>
+          <w:i w:val="0"/>
+          <w:sz w:val="22"/>
+        </w:rPr>
+        <w:t xml:space="preserve"> — Critério de aceite CA02</w:t>
+      </w:r>
+    </w:p>
+    <w:p>
+      <w:pPr>
+        <w:pStyle w:val="ListBullet"/>
+        <w:spacing w:before="20" w:after="40"/>
+      </w:pPr>
+      <w:r>
+        <w:rPr>
+          <w:rFonts w:ascii="Courier New" w:hAnsi="Courier New"/>
+          <w:b w:val="0"/>
+          <w:i w:val="0"/>
+          <w:color w:val="333333"/>
+          <w:sz w:val="20"/>
+        </w:rPr>
+        <w:t>cnj_ca03.jpeg</w:t>
+      </w:r>
+      <w:r>
+        <w:rPr>
+          <w:rFonts w:ascii="Calibri" w:hAnsi="Calibri"/>
+          <w:b w:val="0"/>
+          <w:i w:val="0"/>
+          <w:sz w:val="22"/>
+        </w:rPr>
+        <w:t xml:space="preserve"> — Critério de aceite CA03</w:t>
+      </w:r>
+    </w:p>
+    <w:p>
+      <w:pPr>
+        <w:pStyle w:val="ListBullet"/>
+        <w:spacing w:before="20" w:after="40"/>
+      </w:pPr>
+      <w:r>
+        <w:rPr>
+          <w:rFonts w:ascii="Courier New" w:hAnsi="Courier New"/>
+          <w:b w:val="0"/>
+          <w:i w:val="0"/>
+          <w:color w:val="333333"/>
+          <w:sz w:val="20"/>
+        </w:rPr>
+        <w:t>cnj_ca05.jpeg</w:t>
+      </w:r>
+      <w:r>
+        <w:rPr>
+          <w:rFonts w:ascii="Calibri" w:hAnsi="Calibri"/>
+          <w:b w:val="0"/>
+          <w:i w:val="0"/>
+          <w:sz w:val="22"/>
+        </w:rPr>
+        <w:t xml:space="preserve"> — Critério de aceite CA05</w:t>
+      </w:r>
+    </w:p>
+    <w:p>
+      <w:pPr>
+        <w:pStyle w:val="ListBullet"/>
+        <w:spacing w:before="20" w:after="40"/>
+      </w:pPr>
+      <w:r>
+        <w:rPr>
+          <w:rFonts w:ascii="Courier New" w:hAnsi="Courier New"/>
+          <w:b w:val="0"/>
+          <w:i w:val="0"/>
+          <w:color w:val="333333"/>
+          <w:sz w:val="20"/>
+        </w:rPr>
+        <w:t>cnj_ca07.jpg</w:t>
+      </w:r>
+      <w:r>
+        <w:rPr>
+          <w:rFonts w:ascii="Calibri" w:hAnsi="Calibri"/>
+          <w:b w:val="0"/>
+          <w:i w:val="0"/>
+          <w:sz w:val="22"/>
+        </w:rPr>
+        <w:t xml:space="preserve"> — Critério de aceite CA07</w:t>
+      </w:r>
+    </w:p>
+    <w:p>
+      <w:pPr>
+        <w:pStyle w:val="ListBullet"/>
+        <w:spacing w:before="20" w:after="40"/>
+      </w:pPr>
+      <w:r>
+        <w:rPr>
+          <w:rFonts w:ascii="Courier New" w:hAnsi="Courier New"/>
+          <w:b w:val="0"/>
+          <w:i w:val="0"/>
+          <w:color w:val="333333"/>
+          <w:sz w:val="20"/>
+        </w:rPr>
+        <w:t>cnj_ca04.txt</w:t>
+      </w:r>
+      <w:r>
+        <w:rPr>
+          <w:rFonts w:ascii="Calibri" w:hAnsi="Calibri"/>
+          <w:b w:val="0"/>
+          <w:i w:val="0"/>
+          <w:sz w:val="22"/>
+        </w:rPr>
+        <w:t xml:space="preserve"> — Critério de aceite CA04 (anexo)</w:t>
+      </w:r>
+    </w:p>
+    <w:p>
+      <w:pPr>
+        <w:pStyle w:val="Heading1"/>
+      </w:pPr>
+      <w:r>
+        <w:t>Evidências (anexos)</w:t>
+      </w:r>
+    </w:p>
+    <w:p>
+      <w:r>
+        <w:t>Critério de aceite CA01</w:t>
+      </w:r>
+    </w:p>
+    <w:p>
+      <w:r>
+        <w:drawing>
+          <wp:inline xmlns:a="http://schemas.openxmlformats.org/drawingml/2006/main" xmlns:pic="http://schemas.openxmlformats.org/drawingml/2006/picture">
+            <wp:extent cx="5400000" cy="1144125"/>
+            <wp:docPr id="1" name="Picture 1"/>
+            <wp:cNvGraphicFramePr>
+              <a:graphicFrameLocks noChangeAspect="1"/>
+            </wp:cNvGraphicFramePr>
+            <a:graphic>
+              <a:graphicData uri="http://schemas.openxmlformats.org/drawingml/2006/picture">
+                <pic:pic>
+                  <pic:nvPicPr>
+                    <pic:cNvPr id="0" name="cnj_ca01.jpeg"/>
+                    <pic:cNvPicPr/>
+                  </pic:nvPicPr>
+                  <pic:blipFill>
+                    <a:blip r:embed="rId13"/>
+                    <a:stretch>
+                      <a:fillRect/>
+                    </a:stretch>
+                  </pic:blipFill>
+                  <pic:spPr>
+                    <a:xfrm>
+                      <a:off x="0" y="0"/>
+                      <a:ext cx="5400000" cy="1144125"/>
+                    </a:xfrm>
+                    <a:prstGeom prst="rect"/>
+                  </pic:spPr>
+                </pic:pic>
+              </a:graphicData>
+            </a:graphic>
+          </wp:inline>
+        </w:drawing>
+      </w:r>
+    </w:p>
+    <w:p>
+      <w:r>
+        <w:t>Critério de aceite CA02</w:t>
+      </w:r>
+    </w:p>
+    <w:p>
+      <w:r>
+        <w:drawing>
+          <wp:inline xmlns:a="http://schemas.openxmlformats.org/drawingml/2006/main" xmlns:pic="http://schemas.openxmlformats.org/drawingml/2006/picture">
+            <wp:extent cx="5400000" cy="1405479"/>
+            <wp:docPr id="2" name="Picture 2"/>
+            <wp:cNvGraphicFramePr>
+              <a:graphicFrameLocks noChangeAspect="1"/>
+            </wp:cNvGraphicFramePr>
+            <a:graphic>
+              <a:graphicData uri="http://schemas.openxmlformats.org/drawingml/2006/picture">
+                <pic:pic>
+                  <pic:nvPicPr>
+                    <pic:cNvPr id="0" name="cnj_ca02.jpg"/>
+                    <pic:cNvPicPr/>
+                  </pic:nvPicPr>
+                  <pic:blipFill>
+                    <a:blip r:embed="rId14"/>
+                    <a:stretch>
+                      <a:fillRect/>
+                    </a:stretch>
+                  </pic:blipFill>
+                  <pic:spPr>
+                    <a:xfrm>
+                      <a:off x="0" y="0"/>
+                      <a:ext cx="5400000" cy="1405479"/>
+                    </a:xfrm>
+                    <a:prstGeom prst="rect"/>
+                  </pic:spPr>
+                </pic:pic>
+              </a:graphicData>
+            </a:graphic>
+          </wp:inline>
+        </w:drawing>
+      </w:r>
+    </w:p>
+    <w:p>
+      <w:r>
+        <w:t>Critério de aceite CA03</w:t>
+      </w:r>
+    </w:p>
+    <w:p>
+      <w:r>
+        <w:drawing>
+          <wp:inline xmlns:a="http://schemas.openxmlformats.org/drawingml/2006/main" xmlns:pic="http://schemas.openxmlformats.org/drawingml/2006/picture">
+            <wp:extent cx="5400000" cy="2214511"/>
+            <wp:docPr id="3" name="Picture 3"/>
+            <wp:cNvGraphicFramePr>
+              <a:graphicFrameLocks noChangeAspect="1"/>
+            </wp:cNvGraphicFramePr>
+            <a:graphic>
+              <a:graphicData uri="http://schemas.openxmlformats.org/drawingml/2006/picture">
+                <pic:pic>
+                  <pic:nvPicPr>
+                    <pic:cNvPr id="0" name="cnj_ca03.jpeg"/>
+                    <pic:cNvPicPr/>
+                  </pic:nvPicPr>
+                  <pic:blipFill>
+                    <a:blip r:embed="rId15"/>
+                    <a:stretch>
+                      <a:fillRect/>
+                    </a:stretch>
+                  </pic:blipFill>
+                  <pic:spPr>
+                    <a:xfrm>
+                      <a:off x="0" y="0"/>
+                      <a:ext cx="5400000" cy="2214511"/>
+                    </a:xfrm>
+                    <a:prstGeom prst="rect"/>
+                  </pic:spPr>
+                </pic:pic>
+              </a:graphicData>
+            </a:graphic>
+          </wp:inline>
+        </w:drawing>
+      </w:r>
+    </w:p>
+    <w:p>
+      <w:r>
+        <w:t>Critério de aceite CA05</w:t>
+      </w:r>
+    </w:p>
+    <w:p>
+      <w:r>
+        <w:drawing>
+          <wp:inline xmlns:a="http://schemas.openxmlformats.org/drawingml/2006/main" xmlns:pic="http://schemas.openxmlformats.org/drawingml/2006/picture">
+            <wp:extent cx="5400000" cy="155250"/>
+            <wp:docPr id="4" name="Picture 4"/>
+            <wp:cNvGraphicFramePr>
+              <a:graphicFrameLocks noChangeAspect="1"/>
+            </wp:cNvGraphicFramePr>
+            <a:graphic>
+              <a:graphicData uri="http://schemas.openxmlformats.org/drawingml/2006/picture">
+                <pic:pic>
+                  <pic:nvPicPr>
+                    <pic:cNvPr id="0" name="cnj_ca05.jpeg"/>
+                    <pic:cNvPicPr/>
+                  </pic:nvPicPr>
+                  <pic:blipFill>
+                    <a:blip r:embed="rId16"/>
+                    <a:stretch>
+                      <a:fillRect/>
+                    </a:stretch>
+                  </pic:blipFill>
+                  <pic:spPr>
+                    <a:xfrm>
+                      <a:off x="0" y="0"/>
+                      <a:ext cx="5400000" cy="155250"/>
+                    </a:xfrm>
+                    <a:prstGeom prst="rect"/>
+                  </pic:spPr>
+                </pic:pic>
+              </a:graphicData>
+            </a:graphic>
+          </wp:inline>
+        </w:drawing>
+      </w:r>
+    </w:p>
+    <w:p>
+      <w:r>
+        <w:t>Critério de aceite CA07</w:t>
+      </w:r>
+    </w:p>
+    <w:p>
+      <w:r>
+        <w:drawing>
+          <wp:inline xmlns:a="http://schemas.openxmlformats.org/drawingml/2006/main" xmlns:pic="http://schemas.openxmlformats.org/drawingml/2006/picture">
+            <wp:extent cx="5400000" cy="253904"/>
+            <wp:docPr id="5" name="Picture 5"/>
+            <wp:cNvGraphicFramePr>
+              <a:graphicFrameLocks noChangeAspect="1"/>
+            </wp:cNvGraphicFramePr>
+            <a:graphic>
+              <a:graphicData uri="http://schemas.openxmlformats.org/drawingml/2006/picture">
+                <pic:pic>
+                  <pic:nvPicPr>
+                    <pic:cNvPr id="0" name="cnj_ca07.jpg"/>
+                    <pic:cNvPicPr/>
+                  </pic:nvPicPr>
+                  <pic:blipFill>
+                    <a:blip r:embed="rId17"/>
+                    <a:stretch>
+                      <a:fillRect/>
+                    </a:stretch>
+                  </pic:blipFill>
+                  <pic:spPr>
+                    <a:xfrm>
+                      <a:off x="0" y="0"/>
+                      <a:ext cx="5400000" cy="253904"/>
+                    </a:xfrm>
+                    <a:prstGeom prst="rect"/>
+                  </pic:spPr>
+                </pic:pic>
+              </a:graphicData>
+            </a:graphic>
+          </wp:inline>
+        </w:drawing>
+      </w:r>
+    </w:p>
+    <w:p>
+      <w:r>
+        <w:t>Critério de aceite CA04 (anexo)</w:t>
+      </w:r>
+    </w:p>
+    <w:p>
+      <w:r>
+        <w:t>[anexo não-imagem: cnj_ca04.txt — ver pasta evidencias/]</w:t>
+      </w:r>
+    </w:p>
     <w:sectPr>
       <w:headerReference w:type="default" r:id="rId9"/>
       <w:headerReference w:type="first" r:id="rId10"/>

--- a/mps-nivel-c/oficial/04_registros/AASP_CNJ/REL-VV-AASPCNJ01-001_Relatorio-de-Execucao-de-Testes.docx
+++ b/mps-nivel-c/oficial/04_registros/AASP_CNJ/REL-VV-AASPCNJ01-001_Relatorio-de-Execucao-de-Testes.docx
@@ -34,7 +34,7 @@
           <w:color w:val="555555"/>
           <w:sz w:val="20"/>
         </w:rPr>
-        <w:t>REL-VV-AASPCNJ01-001   ·   Versão Data   ·   11/06/2026   ·   Timeware Brasil</w:t>
+        <w:t>REL-VV-AASPCNJ01-001   ·   Versão 1.0   ·   11/06/2026   ·   Timeware Brasil</w:t>
       </w:r>
     </w:p>
     <w:p>

--- a/mps-nivel-c/oficial/04_registros/AASP_CNJ/REL-VV-AASPCNJ01-001_Relatorio-de-Execucao-de-Testes.docx
+++ b/mps-nivel-c/oficial/04_registros/AASP_CNJ/REL-VV-AASPCNJ01-001_Relatorio-de-Execucao-de-Testes.docx
@@ -1804,7 +1804,7 @@
           <w:i w:val="0"/>
           <w:sz w:val="22"/>
         </w:rPr>
-        <w:t>Resumo:</w:t>
+        <w:t>Resumo: 10 defeitos (9 dev + 1 contenção v241) identificados e 100% resolvidos antes da validação final do fluxo.</w:t>
       </w:r>
       <w:r>
         <w:rPr>
@@ -1813,7 +1813,6 @@
           <w:i w:val="0"/>
           <w:sz w:val="22"/>
         </w:rPr>
-        <w:t xml:space="preserve"> 9 defeitos identificados e </w:t>
       </w:r>
       <w:r>
         <w:rPr>
@@ -1822,7 +1821,6 @@
           <w:i w:val="0"/>
           <w:sz w:val="22"/>
         </w:rPr>
-        <w:t>100% resolvidos</w:t>
       </w:r>
       <w:r>
         <w:rPr>
@@ -1831,7 +1829,6 @@
           <w:i w:val="0"/>
           <w:sz w:val="22"/>
         </w:rPr>
-        <w:t xml:space="preserve"> antes da validação final do fluxo.</w:t>
       </w:r>
     </w:p>
     <w:p>

--- a/mps-nivel-c/oficial/04_registros/AASP_CNJ/REL-VV-AASPCNJ01-001_Relatorio-de-Execucao-de-Testes.docx
+++ b/mps-nivel-c/oficial/04_registros/AASP_CNJ/REL-VV-AASPCNJ01-001_Relatorio-de-Execucao-de-Testes.docx
@@ -34,7 +34,7 @@
           <w:color w:val="555555"/>
           <w:sz w:val="20"/>
         </w:rPr>
-        <w:t>REL-VV-AASPCNJ01-001   ·   Versão Data   ·   11/06/2026   ·   Timeware Brasil</w:t>
+        <w:t>REL-VV-AASPCNJ01-001   ·   Versão 1.0   ·   11/06/2026   ·   Timeware Brasil</w:t>
       </w:r>
     </w:p>
     <w:p>
@@ -1490,7 +1490,7 @@
                 <w:i w:val="0"/>
                 <w:sz w:val="20"/>
               </w:rPr>
-              <w:t>BUG-01</w:t>
+              <w:t>BUG-01 a BUG-04</w:t>
             </w:r>
           </w:p>
         </w:tc>
@@ -1516,7 +1516,7 @@
                 <w:i w:val="0"/>
                 <w:sz w:val="20"/>
               </w:rPr>
-              <w:t>Timeout após o captcha Cloudflare no EPROC</w:t>
+              <w:t>Defeitos da estabilização EPROC/ESAJ</w:t>
             </w:r>
           </w:p>
         </w:tc>
@@ -1568,7 +1568,7 @@
                 <w:i w:val="0"/>
                 <w:sz w:val="20"/>
               </w:rPr>
-              <w:t>Ajuste no tempo de espera e no tratamento de resposta após autenticação</w:t>
+              <w:t>Correções de timeout/captcha, nullabilidade e DataUltimaAtualizacao</w:t>
             </w:r>
           </w:p>
         </w:tc>
@@ -1598,42 +1598,7 @@
                 <w:i w:val="0"/>
                 <w:sz w:val="20"/>
               </w:rPr>
-              <w:t>BUG-02</w:t>
-            </w:r>
-          </w:p>
-        </w:tc>
-        <w:tc>
-          <w:tcPr>
-            <w:tcW w:type="dxa" w:w="2225"/>
-            <w:tcMar>
-              <w:top w:w="60" w:type="dxa"/>
-              <w:bottom w:w="60" w:type="dxa"/>
-              <w:left w:w="100" w:type="dxa"/>
-              <w:right w:w="100" w:type="dxa"/>
-            </w:tcMar>
-          </w:tcPr>
-          <w:p>
-            <w:pPr>
-              <w:spacing w:before="40" w:after="40"/>
-            </w:pPr>
-            <w:r>
-              <w:rPr>
-                <w:rFonts w:ascii="Courier New" w:hAnsi="Courier New"/>
-                <w:b w:val="0"/>
-                <w:i w:val="0"/>
-                <w:color w:val="333333"/>
-                <w:sz w:val="20"/>
-              </w:rPr>
-              <w:t>ProcessoCapturaLogin</w:t>
-            </w:r>
-            <w:r>
-              <w:rPr>
-                <w:rFonts w:ascii="Calibri" w:hAnsi="Calibri"/>
-                <w:b w:val="0"/>
-                <w:i w:val="0"/>
-                <w:sz w:val="20"/>
-              </w:rPr>
-              <w:t xml:space="preserve"> retornando null em certos processos</w:t>
+              <w:t>BUG-05 a BUG-07</w:t>
             </w:r>
           </w:p>
         </w:tc>
@@ -1658,420 +1623,7 @@
                 <w:i w:val="0"/>
                 <w:sz w:val="20"/>
               </w:rPr>
-              <w:t>Fase 3</w:t>
-            </w:r>
-          </w:p>
-        </w:tc>
-        <w:tc>
-          <w:tcPr>
-            <w:tcW w:type="dxa" w:w="2225"/>
-            <w:tcMar>
-              <w:top w:w="60" w:type="dxa"/>
-              <w:bottom w:w="60" w:type="dxa"/>
-              <w:left w:w="100" w:type="dxa"/>
-              <w:right w:w="100" w:type="dxa"/>
-            </w:tcMar>
-          </w:tcPr>
-          <w:p>
-            <w:pPr>
-              <w:spacing w:before="40" w:after="40"/>
-            </w:pPr>
-            <w:r>
-              <w:rPr>
-                <w:rFonts w:ascii="Calibri" w:hAnsi="Calibri"/>
-                <w:b w:val="0"/>
-                <w:i w:val="0"/>
-                <w:sz w:val="20"/>
-              </w:rPr>
-              <w:t>Correção da condição de nulidade e criação do registro quando ausente</w:t>
-            </w:r>
-          </w:p>
-        </w:tc>
-      </w:tr>
-      <w:tr>
-        <w:trPr>
-          <w:cantSplit w:val="1"/>
-        </w:trPr>
-        <w:tc>
-          <w:tcPr>
-            <w:tcW w:type="dxa" w:w="2225"/>
-            <w:tcMar>
-              <w:top w:w="60" w:type="dxa"/>
-              <w:bottom w:w="60" w:type="dxa"/>
-              <w:left w:w="100" w:type="dxa"/>
-              <w:right w:w="100" w:type="dxa"/>
-            </w:tcMar>
-            <w:shd w:val="clear" w:color="auto" w:fill="EBF5FB"/>
-          </w:tcPr>
-          <w:p>
-            <w:pPr>
-              <w:spacing w:before="40" w:after="40"/>
-            </w:pPr>
-            <w:r>
-              <w:rPr>
-                <w:rFonts w:ascii="Calibri" w:hAnsi="Calibri"/>
-                <w:b w:val="0"/>
-                <w:i w:val="0"/>
-                <w:sz w:val="20"/>
-              </w:rPr>
-              <w:t>BUG-03</w:t>
-            </w:r>
-          </w:p>
-        </w:tc>
-        <w:tc>
-          <w:tcPr>
-            <w:tcW w:type="dxa" w:w="2225"/>
-            <w:tcMar>
-              <w:top w:w="60" w:type="dxa"/>
-              <w:bottom w:w="60" w:type="dxa"/>
-              <w:left w:w="100" w:type="dxa"/>
-              <w:right w:w="100" w:type="dxa"/>
-            </w:tcMar>
-            <w:shd w:val="clear" w:color="auto" w:fill="EBF5FB"/>
-          </w:tcPr>
-          <w:p>
-            <w:pPr>
-              <w:spacing w:before="40" w:after="40"/>
-            </w:pPr>
-            <w:r>
-              <w:rPr>
-                <w:rFonts w:ascii="Calibri" w:hAnsi="Calibri"/>
-                <w:b w:val="0"/>
-                <w:i w:val="0"/>
-                <w:sz w:val="20"/>
-              </w:rPr>
-              <w:t>Nullabilidade em campos opcionais</w:t>
-            </w:r>
-          </w:p>
-        </w:tc>
-        <w:tc>
-          <w:tcPr>
-            <w:tcW w:type="dxa" w:w="2225"/>
-            <w:tcMar>
-              <w:top w:w="60" w:type="dxa"/>
-              <w:bottom w:w="60" w:type="dxa"/>
-              <w:left w:w="100" w:type="dxa"/>
-              <w:right w:w="100" w:type="dxa"/>
-            </w:tcMar>
-            <w:shd w:val="clear" w:color="auto" w:fill="EBF5FB"/>
-          </w:tcPr>
-          <w:p>
-            <w:pPr>
-              <w:spacing w:before="40" w:after="40"/>
-            </w:pPr>
-            <w:r>
-              <w:rPr>
-                <w:rFonts w:ascii="Calibri" w:hAnsi="Calibri"/>
-                <w:b w:val="0"/>
-                <w:i w:val="0"/>
-                <w:sz w:val="20"/>
-              </w:rPr>
-              <w:t>Fase 3</w:t>
-            </w:r>
-          </w:p>
-        </w:tc>
-        <w:tc>
-          <w:tcPr>
-            <w:tcW w:type="dxa" w:w="2225"/>
-            <w:tcMar>
-              <w:top w:w="60" w:type="dxa"/>
-              <w:bottom w:w="60" w:type="dxa"/>
-              <w:left w:w="100" w:type="dxa"/>
-              <w:right w:w="100" w:type="dxa"/>
-            </w:tcMar>
-            <w:shd w:val="clear" w:color="auto" w:fill="EBF5FB"/>
-          </w:tcPr>
-          <w:p>
-            <w:pPr>
-              <w:spacing w:before="40" w:after="40"/>
-            </w:pPr>
-            <w:r>
-              <w:rPr>
-                <w:rFonts w:ascii="Calibri" w:hAnsi="Calibri"/>
-                <w:b w:val="0"/>
-                <w:i w:val="0"/>
-                <w:sz w:val="20"/>
-              </w:rPr>
-              <w:t>Verificações de nulo antes de operações de gravação</w:t>
-            </w:r>
-          </w:p>
-        </w:tc>
-      </w:tr>
-      <w:tr>
-        <w:trPr>
-          <w:cantSplit w:val="1"/>
-        </w:trPr>
-        <w:tc>
-          <w:tcPr>
-            <w:tcW w:type="dxa" w:w="2225"/>
-            <w:tcMar>
-              <w:top w:w="60" w:type="dxa"/>
-              <w:bottom w:w="60" w:type="dxa"/>
-              <w:left w:w="100" w:type="dxa"/>
-              <w:right w:w="100" w:type="dxa"/>
-            </w:tcMar>
-          </w:tcPr>
-          <w:p>
-            <w:pPr>
-              <w:spacing w:before="40" w:after="40"/>
-            </w:pPr>
-            <w:r>
-              <w:rPr>
-                <w:rFonts w:ascii="Calibri" w:hAnsi="Calibri"/>
-                <w:b w:val="0"/>
-                <w:i w:val="0"/>
-                <w:sz w:val="20"/>
-              </w:rPr>
-              <w:t>BUG-04</w:t>
-            </w:r>
-          </w:p>
-        </w:tc>
-        <w:tc>
-          <w:tcPr>
-            <w:tcW w:type="dxa" w:w="2225"/>
-            <w:tcMar>
-              <w:top w:w="60" w:type="dxa"/>
-              <w:bottom w:w="60" w:type="dxa"/>
-              <w:left w:w="100" w:type="dxa"/>
-              <w:right w:w="100" w:type="dxa"/>
-            </w:tcMar>
-          </w:tcPr>
-          <w:p>
-            <w:pPr>
-              <w:spacing w:before="40" w:after="40"/>
-            </w:pPr>
-            <w:r>
-              <w:rPr>
-                <w:rFonts w:ascii="Courier New" w:hAnsi="Courier New"/>
-                <w:b w:val="0"/>
-                <w:i w:val="0"/>
-                <w:color w:val="333333"/>
-                <w:sz w:val="20"/>
-              </w:rPr>
-              <w:t>DataUltimaAtualizacao</w:t>
-            </w:r>
-            <w:r>
-              <w:rPr>
-                <w:rFonts w:ascii="Calibri" w:hAnsi="Calibri"/>
-                <w:b w:val="0"/>
-                <w:i w:val="0"/>
-                <w:sz w:val="20"/>
-              </w:rPr>
-              <w:t xml:space="preserve"> não atualizado corretamente</w:t>
-            </w:r>
-          </w:p>
-        </w:tc>
-        <w:tc>
-          <w:tcPr>
-            <w:tcW w:type="dxa" w:w="2225"/>
-            <w:tcMar>
-              <w:top w:w="60" w:type="dxa"/>
-              <w:bottom w:w="60" w:type="dxa"/>
-              <w:left w:w="100" w:type="dxa"/>
-              <w:right w:w="100" w:type="dxa"/>
-            </w:tcMar>
-          </w:tcPr>
-          <w:p>
-            <w:pPr>
-              <w:spacing w:before="40" w:after="40"/>
-            </w:pPr>
-            <w:r>
-              <w:rPr>
-                <w:rFonts w:ascii="Calibri" w:hAnsi="Calibri"/>
-                <w:b w:val="0"/>
-                <w:i w:val="0"/>
-                <w:sz w:val="20"/>
-              </w:rPr>
-              <w:t>Fase 3</w:t>
-            </w:r>
-          </w:p>
-        </w:tc>
-        <w:tc>
-          <w:tcPr>
-            <w:tcW w:type="dxa" w:w="2225"/>
-            <w:tcMar>
-              <w:top w:w="60" w:type="dxa"/>
-              <w:bottom w:w="60" w:type="dxa"/>
-              <w:left w:w="100" w:type="dxa"/>
-              <w:right w:w="100" w:type="dxa"/>
-            </w:tcMar>
-          </w:tcPr>
-          <w:p>
-            <w:pPr>
-              <w:spacing w:before="40" w:after="40"/>
-            </w:pPr>
-            <w:r>
-              <w:rPr>
-                <w:rFonts w:ascii="Calibri" w:hAnsi="Calibri"/>
-                <w:b w:val="0"/>
-                <w:i w:val="0"/>
-                <w:sz w:val="20"/>
-              </w:rPr>
-              <w:t>Correção da lógica de atualização na rotina de movimentações</w:t>
-            </w:r>
-          </w:p>
-        </w:tc>
-      </w:tr>
-      <w:tr>
-        <w:trPr>
-          <w:cantSplit w:val="1"/>
-        </w:trPr>
-        <w:tc>
-          <w:tcPr>
-            <w:tcW w:type="dxa" w:w="2225"/>
-            <w:tcMar>
-              <w:top w:w="60" w:type="dxa"/>
-              <w:bottom w:w="60" w:type="dxa"/>
-              <w:left w:w="100" w:type="dxa"/>
-              <w:right w:w="100" w:type="dxa"/>
-            </w:tcMar>
-            <w:shd w:val="clear" w:color="auto" w:fill="EBF5FB"/>
-          </w:tcPr>
-          <w:p>
-            <w:pPr>
-              <w:spacing w:before="40" w:after="40"/>
-            </w:pPr>
-            <w:r>
-              <w:rPr>
-                <w:rFonts w:ascii="Calibri" w:hAnsi="Calibri"/>
-                <w:b w:val="0"/>
-                <w:i w:val="0"/>
-                <w:sz w:val="20"/>
-              </w:rPr>
-              <w:t>BUG-05</w:t>
-            </w:r>
-          </w:p>
-        </w:tc>
-        <w:tc>
-          <w:tcPr>
-            <w:tcW w:type="dxa" w:w="2225"/>
-            <w:tcMar>
-              <w:top w:w="60" w:type="dxa"/>
-              <w:bottom w:w="60" w:type="dxa"/>
-              <w:left w:w="100" w:type="dxa"/>
-              <w:right w:w="100" w:type="dxa"/>
-            </w:tcMar>
-            <w:shd w:val="clear" w:color="auto" w:fill="EBF5FB"/>
-          </w:tcPr>
-          <w:p>
-            <w:pPr>
-              <w:spacing w:before="40" w:after="40"/>
-            </w:pPr>
-            <w:r>
-              <w:rPr>
-                <w:rFonts w:ascii="Calibri" w:hAnsi="Calibri"/>
-                <w:b w:val="0"/>
-                <w:i w:val="0"/>
-                <w:sz w:val="20"/>
-              </w:rPr>
-              <w:t>Fila RabbitMQ acumulando 137 mil itens não processados</w:t>
-            </w:r>
-          </w:p>
-        </w:tc>
-        <w:tc>
-          <w:tcPr>
-            <w:tcW w:type="dxa" w:w="2225"/>
-            <w:tcMar>
-              <w:top w:w="60" w:type="dxa"/>
-              <w:bottom w:w="60" w:type="dxa"/>
-              <w:left w:w="100" w:type="dxa"/>
-              <w:right w:w="100" w:type="dxa"/>
-            </w:tcMar>
-            <w:shd w:val="clear" w:color="auto" w:fill="EBF5FB"/>
-          </w:tcPr>
-          <w:p>
-            <w:pPr>
-              <w:spacing w:before="40" w:after="40"/>
-            </w:pPr>
-            <w:r>
-              <w:rPr>
-                <w:rFonts w:ascii="Calibri" w:hAnsi="Calibri"/>
-                <w:b w:val="0"/>
-                <w:i w:val="0"/>
-                <w:sz w:val="20"/>
-              </w:rPr>
-              <w:t>Fase 4</w:t>
-            </w:r>
-          </w:p>
-        </w:tc>
-        <w:tc>
-          <w:tcPr>
-            <w:tcW w:type="dxa" w:w="2225"/>
-            <w:tcMar>
-              <w:top w:w="60" w:type="dxa"/>
-              <w:bottom w:w="60" w:type="dxa"/>
-              <w:left w:w="100" w:type="dxa"/>
-              <w:right w:w="100" w:type="dxa"/>
-            </w:tcMar>
-            <w:shd w:val="clear" w:color="auto" w:fill="EBF5FB"/>
-          </w:tcPr>
-          <w:p>
-            <w:pPr>
-              <w:spacing w:before="40" w:after="40"/>
-            </w:pPr>
-            <w:r>
-              <w:rPr>
-                <w:rFonts w:ascii="Calibri" w:hAnsi="Calibri"/>
-                <w:b w:val="0"/>
-                <w:i w:val="0"/>
-                <w:sz w:val="20"/>
-              </w:rPr>
-              <w:t>Correção na publicação com tratamento de exceção e logging; atualização do pacote AWS</w:t>
-            </w:r>
-          </w:p>
-        </w:tc>
-      </w:tr>
-      <w:tr>
-        <w:trPr>
-          <w:cantSplit w:val="1"/>
-        </w:trPr>
-        <w:tc>
-          <w:tcPr>
-            <w:tcW w:type="dxa" w:w="2225"/>
-            <w:tcMar>
-              <w:top w:w="60" w:type="dxa"/>
-              <w:bottom w:w="60" w:type="dxa"/>
-              <w:left w:w="100" w:type="dxa"/>
-              <w:right w:w="100" w:type="dxa"/>
-            </w:tcMar>
-          </w:tcPr>
-          <w:p>
-            <w:pPr>
-              <w:spacing w:before="40" w:after="40"/>
-            </w:pPr>
-            <w:r>
-              <w:rPr>
-                <w:rFonts w:ascii="Calibri" w:hAnsi="Calibri"/>
-                <w:b w:val="0"/>
-                <w:i w:val="0"/>
-                <w:sz w:val="20"/>
-              </w:rPr>
-              <w:t>BUG-06</w:t>
-            </w:r>
-          </w:p>
-        </w:tc>
-        <w:tc>
-          <w:tcPr>
-            <w:tcW w:type="dxa" w:w="2225"/>
-            <w:tcMar>
-              <w:top w:w="60" w:type="dxa"/>
-              <w:bottom w:w="60" w:type="dxa"/>
-              <w:left w:w="100" w:type="dxa"/>
-              <w:right w:w="100" w:type="dxa"/>
-            </w:tcMar>
-          </w:tcPr>
-          <w:p>
-            <w:pPr>
-              <w:spacing w:before="40" w:after="40"/>
-            </w:pPr>
-            <w:r>
-              <w:rPr>
-                <w:rFonts w:ascii="Calibri" w:hAnsi="Calibri"/>
-                <w:b w:val="0"/>
-                <w:i w:val="0"/>
-                <w:sz w:val="20"/>
-              </w:rPr>
-              <w:t>Falha na publicação no RabbitMQ sem registro de erro</w:t>
+              <w:t>Defeitos do desenvolvimento CNJ</w:t>
             </w:r>
           </w:p>
         </w:tc>
@@ -2116,22 +1668,12 @@
             </w:pPr>
             <w:r>
               <w:rPr>
-                <w:rFonts w:ascii="Courier New" w:hAnsi="Courier New"/>
-                <w:b w:val="0"/>
-                <w:i w:val="0"/>
-                <w:color w:val="333333"/>
-                <w:sz w:val="20"/>
-              </w:rPr>
-              <w:t>try/catch</w:t>
-            </w:r>
-            <w:r>
-              <w:rPr>
                 <w:rFonts w:ascii="Calibri" w:hAnsi="Calibri"/>
                 <w:b w:val="0"/>
                 <w:i w:val="0"/>
                 <w:sz w:val="20"/>
               </w:rPr>
-              <w:t xml:space="preserve"> na publicação com log detalhado</w:t>
+              <w:t>Correção da fila RabbitMQ (137 mil itens), publicação de mensagens e campos hardcoded do TJSP</w:t>
             </w:r>
           </w:p>
         </w:tc>
@@ -2162,7 +1704,7 @@
                 <w:i w:val="0"/>
                 <w:sz w:val="20"/>
               </w:rPr>
-              <w:t>BUG-07</w:t>
+              <w:t>BUG-08, BUG-09</w:t>
             </w:r>
           </w:p>
         </w:tc>
@@ -2188,221 +1730,7 @@
                 <w:i w:val="0"/>
                 <w:sz w:val="20"/>
               </w:rPr>
-              <w:t>Campos do modelo CNJ com dados do TJSP hardcoded</w:t>
-            </w:r>
-          </w:p>
-        </w:tc>
-        <w:tc>
-          <w:tcPr>
-            <w:tcW w:type="dxa" w:w="2225"/>
-            <w:tcMar>
-              <w:top w:w="60" w:type="dxa"/>
-              <w:bottom w:w="60" w:type="dxa"/>
-              <w:left w:w="100" w:type="dxa"/>
-              <w:right w:w="100" w:type="dxa"/>
-            </w:tcMar>
-            <w:shd w:val="clear" w:color="auto" w:fill="EBF5FB"/>
-          </w:tcPr>
-          <w:p>
-            <w:pPr>
-              <w:spacing w:before="40" w:after="40"/>
-            </w:pPr>
-            <w:r>
-              <w:rPr>
-                <w:rFonts w:ascii="Calibri" w:hAnsi="Calibri"/>
-                <w:b w:val="0"/>
-                <w:i w:val="0"/>
-                <w:sz w:val="20"/>
-              </w:rPr>
-              <w:t>Fase 4</w:t>
-            </w:r>
-          </w:p>
-        </w:tc>
-        <w:tc>
-          <w:tcPr>
-            <w:tcW w:type="dxa" w:w="2225"/>
-            <w:tcMar>
-              <w:top w:w="60" w:type="dxa"/>
-              <w:bottom w:w="60" w:type="dxa"/>
-              <w:left w:w="100" w:type="dxa"/>
-              <w:right w:w="100" w:type="dxa"/>
-            </w:tcMar>
-            <w:shd w:val="clear" w:color="auto" w:fill="EBF5FB"/>
-          </w:tcPr>
-          <w:p>
-            <w:pPr>
-              <w:spacing w:before="40" w:after="40"/>
-            </w:pPr>
-            <w:r>
-              <w:rPr>
-                <w:rFonts w:ascii="Calibri" w:hAnsi="Calibri"/>
-                <w:b w:val="0"/>
-                <w:i w:val="0"/>
-                <w:sz w:val="20"/>
-              </w:rPr>
-              <w:t>Remoção dos valores fixos e parametrização por tribunal</w:t>
-            </w:r>
-          </w:p>
-        </w:tc>
-      </w:tr>
-      <w:tr>
-        <w:trPr>
-          <w:cantSplit w:val="1"/>
-        </w:trPr>
-        <w:tc>
-          <w:tcPr>
-            <w:tcW w:type="dxa" w:w="2225"/>
-            <w:tcMar>
-              <w:top w:w="60" w:type="dxa"/>
-              <w:bottom w:w="60" w:type="dxa"/>
-              <w:left w:w="100" w:type="dxa"/>
-              <w:right w:w="100" w:type="dxa"/>
-            </w:tcMar>
-          </w:tcPr>
-          <w:p>
-            <w:pPr>
-              <w:spacing w:before="40" w:after="40"/>
-            </w:pPr>
-            <w:r>
-              <w:rPr>
-                <w:rFonts w:ascii="Calibri" w:hAnsi="Calibri"/>
-                <w:b w:val="0"/>
-                <w:i w:val="0"/>
-                <w:sz w:val="20"/>
-              </w:rPr>
-              <w:t>BUG-08</w:t>
-            </w:r>
-          </w:p>
-        </w:tc>
-        <w:tc>
-          <w:tcPr>
-            <w:tcW w:type="dxa" w:w="2225"/>
-            <w:tcMar>
-              <w:top w:w="60" w:type="dxa"/>
-              <w:bottom w:w="60" w:type="dxa"/>
-              <w:left w:w="100" w:type="dxa"/>
-              <w:right w:w="100" w:type="dxa"/>
-            </w:tcMar>
-          </w:tcPr>
-          <w:p>
-            <w:pPr>
-              <w:spacing w:before="40" w:after="40"/>
-            </w:pPr>
-            <w:r>
-              <w:rPr>
-                <w:rFonts w:ascii="Calibri" w:hAnsi="Calibri"/>
-                <w:b w:val="0"/>
-                <w:i w:val="0"/>
-                <w:sz w:val="20"/>
-              </w:rPr>
-              <w:t>Erro de referências na solução AndamentosProcessuais após merge</w:t>
-            </w:r>
-          </w:p>
-        </w:tc>
-        <w:tc>
-          <w:tcPr>
-            <w:tcW w:type="dxa" w:w="2225"/>
-            <w:tcMar>
-              <w:top w:w="60" w:type="dxa"/>
-              <w:bottom w:w="60" w:type="dxa"/>
-              <w:left w:w="100" w:type="dxa"/>
-              <w:right w:w="100" w:type="dxa"/>
-            </w:tcMar>
-          </w:tcPr>
-          <w:p>
-            <w:pPr>
-              <w:spacing w:before="40" w:after="40"/>
-            </w:pPr>
-            <w:r>
-              <w:rPr>
-                <w:rFonts w:ascii="Calibri" w:hAnsi="Calibri"/>
-                <w:b w:val="0"/>
-                <w:i w:val="0"/>
-                <w:sz w:val="20"/>
-              </w:rPr>
-              <w:t>Fase 5</w:t>
-            </w:r>
-          </w:p>
-        </w:tc>
-        <w:tc>
-          <w:tcPr>
-            <w:tcW w:type="dxa" w:w="2225"/>
-            <w:tcMar>
-              <w:top w:w="60" w:type="dxa"/>
-              <w:bottom w:w="60" w:type="dxa"/>
-              <w:left w:w="100" w:type="dxa"/>
-              <w:right w:w="100" w:type="dxa"/>
-            </w:tcMar>
-          </w:tcPr>
-          <w:p>
-            <w:pPr>
-              <w:spacing w:before="40" w:after="40"/>
-            </w:pPr>
-            <w:r>
-              <w:rPr>
-                <w:rFonts w:ascii="Calibri" w:hAnsi="Calibri"/>
-                <w:b w:val="0"/>
-                <w:i w:val="0"/>
-                <w:sz w:val="20"/>
-              </w:rPr>
-              <w:t>Correção das referências de projeto e recompilação</w:t>
-            </w:r>
-          </w:p>
-        </w:tc>
-      </w:tr>
-      <w:tr>
-        <w:trPr>
-          <w:cantSplit w:val="1"/>
-        </w:trPr>
-        <w:tc>
-          <w:tcPr>
-            <w:tcW w:type="dxa" w:w="2225"/>
-            <w:tcMar>
-              <w:top w:w="60" w:type="dxa"/>
-              <w:bottom w:w="60" w:type="dxa"/>
-              <w:left w:w="100" w:type="dxa"/>
-              <w:right w:w="100" w:type="dxa"/>
-            </w:tcMar>
-            <w:shd w:val="clear" w:color="auto" w:fill="EBF5FB"/>
-          </w:tcPr>
-          <w:p>
-            <w:pPr>
-              <w:spacing w:before="40" w:after="40"/>
-            </w:pPr>
-            <w:r>
-              <w:rPr>
-                <w:rFonts w:ascii="Calibri" w:hAnsi="Calibri"/>
-                <w:b w:val="0"/>
-                <w:i w:val="0"/>
-                <w:sz w:val="20"/>
-              </w:rPr>
-              <w:t>BUG-09</w:t>
-            </w:r>
-          </w:p>
-        </w:tc>
-        <w:tc>
-          <w:tcPr>
-            <w:tcW w:type="dxa" w:w="2225"/>
-            <w:tcMar>
-              <w:top w:w="60" w:type="dxa"/>
-              <w:bottom w:w="60" w:type="dxa"/>
-              <w:left w:w="100" w:type="dxa"/>
-              <w:right w:w="100" w:type="dxa"/>
-            </w:tcMar>
-            <w:shd w:val="clear" w:color="auto" w:fill="EBF5FB"/>
-          </w:tcPr>
-          <w:p>
-            <w:pPr>
-              <w:spacing w:before="40" w:after="40"/>
-            </w:pPr>
-            <w:r>
-              <w:rPr>
-                <w:rFonts w:ascii="Calibri" w:hAnsi="Calibri"/>
-                <w:b w:val="0"/>
-                <w:i w:val="0"/>
-                <w:sz w:val="20"/>
-              </w:rPr>
-              <w:t>Falha no fluxo de indexação e exclusão nas APIs parceiras</w:t>
+              <w:t>Defeitos de E2E/regressão e parceiras</w:t>
             </w:r>
           </w:p>
         </w:tc>
@@ -2454,7 +1782,7 @@
                 <w:i w:val="0"/>
                 <w:sz w:val="20"/>
               </w:rPr>
-              <w:t>Correção na ordem de operações e validação do fluxo completo</w:t>
+              <w:t>Correção de referências pós-merge e do fluxo de indexação/exclusão nas APIs parceiras</w:t>
             </w:r>
           </w:p>
         </w:tc>
@@ -2476,7 +1804,7 @@
           <w:i w:val="0"/>
           <w:sz w:val="22"/>
         </w:rPr>
-        <w:t>Resumo:</w:t>
+        <w:t>Resumo: 10 defeitos (9 dev + 1 contenção v241) identificados e 100% resolvidos antes da validação final do fluxo.</w:t>
       </w:r>
       <w:r>
         <w:rPr>
@@ -2485,7 +1813,6 @@
           <w:i w:val="0"/>
           <w:sz w:val="22"/>
         </w:rPr>
-        <w:t xml:space="preserve"> 9 defeitos identificados e </w:t>
       </w:r>
       <w:r>
         <w:rPr>
@@ -2494,7 +1821,6 @@
           <w:i w:val="0"/>
           <w:sz w:val="22"/>
         </w:rPr>
-        <w:t>100% resolvidos</w:t>
       </w:r>
       <w:r>
         <w:rPr>
@@ -2503,7 +1829,6 @@
           <w:i w:val="0"/>
           <w:sz w:val="22"/>
         </w:rPr>
-        <w:t xml:space="preserve"> antes da validação final do fluxo.</w:t>
       </w:r>
     </w:p>
     <w:p>
@@ -3524,6 +2849,392 @@
         <w:spacing w:before="0" w:after="160"/>
       </w:pPr>
     </w:p>
+    <w:p>
+      <w:pPr>
+        <w:pStyle w:val="Heading1"/>
+        <w:keepNext/>
+        <w:keepLines/>
+        <w:pBdr>
+          <w:bottom w:val="single" w:sz="4" w:space="2" w:color="D6E4F0"/>
+        </w:pBdr>
+      </w:pPr>
+      <w:r>
+        <w:t>Evidências</w:t>
+      </w:r>
+    </w:p>
+    <w:p>
+      <w:pPr>
+        <w:pStyle w:val="ListBullet"/>
+        <w:spacing w:before="20" w:after="40"/>
+      </w:pPr>
+      <w:r>
+        <w:rPr>
+          <w:rFonts w:ascii="Courier New" w:hAnsi="Courier New"/>
+          <w:b w:val="0"/>
+          <w:i w:val="0"/>
+          <w:color w:val="333333"/>
+          <w:sz w:val="20"/>
+        </w:rPr>
+        <w:t>cnj_ca01.jpeg</w:t>
+      </w:r>
+      <w:r>
+        <w:rPr>
+          <w:rFonts w:ascii="Calibri" w:hAnsi="Calibri"/>
+          <w:b w:val="0"/>
+          <w:i w:val="0"/>
+          <w:sz w:val="22"/>
+        </w:rPr>
+        <w:t xml:space="preserve"> — Critério de aceite CA01</w:t>
+      </w:r>
+    </w:p>
+    <w:p>
+      <w:pPr>
+        <w:pStyle w:val="ListBullet"/>
+        <w:spacing w:before="20" w:after="40"/>
+      </w:pPr>
+      <w:r>
+        <w:rPr>
+          <w:rFonts w:ascii="Courier New" w:hAnsi="Courier New"/>
+          <w:b w:val="0"/>
+          <w:i w:val="0"/>
+          <w:color w:val="333333"/>
+          <w:sz w:val="20"/>
+        </w:rPr>
+        <w:t>cnj_ca02.jpg</w:t>
+      </w:r>
+      <w:r>
+        <w:rPr>
+          <w:rFonts w:ascii="Calibri" w:hAnsi="Calibri"/>
+          <w:b w:val="0"/>
+          <w:i w:val="0"/>
+          <w:sz w:val="22"/>
+        </w:rPr>
+        <w:t xml:space="preserve"> — Critério de aceite CA02</w:t>
+      </w:r>
+    </w:p>
+    <w:p>
+      <w:pPr>
+        <w:pStyle w:val="ListBullet"/>
+        <w:spacing w:before="20" w:after="40"/>
+      </w:pPr>
+      <w:r>
+        <w:rPr>
+          <w:rFonts w:ascii="Courier New" w:hAnsi="Courier New"/>
+          <w:b w:val="0"/>
+          <w:i w:val="0"/>
+          <w:color w:val="333333"/>
+          <w:sz w:val="20"/>
+        </w:rPr>
+        <w:t>cnj_ca03.jpeg</w:t>
+      </w:r>
+      <w:r>
+        <w:rPr>
+          <w:rFonts w:ascii="Calibri" w:hAnsi="Calibri"/>
+          <w:b w:val="0"/>
+          <w:i w:val="0"/>
+          <w:sz w:val="22"/>
+        </w:rPr>
+        <w:t xml:space="preserve"> — Critério de aceite CA03</w:t>
+      </w:r>
+    </w:p>
+    <w:p>
+      <w:pPr>
+        <w:pStyle w:val="ListBullet"/>
+        <w:spacing w:before="20" w:after="40"/>
+      </w:pPr>
+      <w:r>
+        <w:rPr>
+          <w:rFonts w:ascii="Courier New" w:hAnsi="Courier New"/>
+          <w:b w:val="0"/>
+          <w:i w:val="0"/>
+          <w:color w:val="333333"/>
+          <w:sz w:val="20"/>
+        </w:rPr>
+        <w:t>cnj_ca05.jpeg</w:t>
+      </w:r>
+      <w:r>
+        <w:rPr>
+          <w:rFonts w:ascii="Calibri" w:hAnsi="Calibri"/>
+          <w:b w:val="0"/>
+          <w:i w:val="0"/>
+          <w:sz w:val="22"/>
+        </w:rPr>
+        <w:t xml:space="preserve"> — Critério de aceite CA05</w:t>
+      </w:r>
+    </w:p>
+    <w:p>
+      <w:pPr>
+        <w:pStyle w:val="ListBullet"/>
+        <w:spacing w:before="20" w:after="40"/>
+      </w:pPr>
+      <w:r>
+        <w:rPr>
+          <w:rFonts w:ascii="Courier New" w:hAnsi="Courier New"/>
+          <w:b w:val="0"/>
+          <w:i w:val="0"/>
+          <w:color w:val="333333"/>
+          <w:sz w:val="20"/>
+        </w:rPr>
+        <w:t>cnj_ca07.jpg</w:t>
+      </w:r>
+      <w:r>
+        <w:rPr>
+          <w:rFonts w:ascii="Calibri" w:hAnsi="Calibri"/>
+          <w:b w:val="0"/>
+          <w:i w:val="0"/>
+          <w:sz w:val="22"/>
+        </w:rPr>
+        <w:t xml:space="preserve"> — Critério de aceite CA07</w:t>
+      </w:r>
+    </w:p>
+    <w:p>
+      <w:pPr>
+        <w:pStyle w:val="ListBullet"/>
+        <w:spacing w:before="20" w:after="40"/>
+      </w:pPr>
+      <w:r>
+        <w:rPr>
+          <w:rFonts w:ascii="Courier New" w:hAnsi="Courier New"/>
+          <w:b w:val="0"/>
+          <w:i w:val="0"/>
+          <w:color w:val="333333"/>
+          <w:sz w:val="20"/>
+        </w:rPr>
+        <w:t>cnj_ca04.txt</w:t>
+      </w:r>
+      <w:r>
+        <w:rPr>
+          <w:rFonts w:ascii="Calibri" w:hAnsi="Calibri"/>
+          <w:b w:val="0"/>
+          <w:i w:val="0"/>
+          <w:sz w:val="22"/>
+        </w:rPr>
+        <w:t xml:space="preserve"> — Critério de aceite CA04 (anexo)</w:t>
+      </w:r>
+    </w:p>
+    <w:p>
+      <w:pPr>
+        <w:pStyle w:val="Heading1"/>
+      </w:pPr>
+      <w:r>
+        <w:t>Evidências (anexos)</w:t>
+      </w:r>
+    </w:p>
+    <w:p>
+      <w:r>
+        <w:t>Critério de aceite CA01</w:t>
+      </w:r>
+    </w:p>
+    <w:p>
+      <w:r>
+        <w:drawing>
+          <wp:inline xmlns:a="http://schemas.openxmlformats.org/drawingml/2006/main" xmlns:pic="http://schemas.openxmlformats.org/drawingml/2006/picture">
+            <wp:extent cx="5400000" cy="1144125"/>
+            <wp:docPr id="1" name="Picture 1"/>
+            <wp:cNvGraphicFramePr>
+              <a:graphicFrameLocks noChangeAspect="1"/>
+            </wp:cNvGraphicFramePr>
+            <a:graphic>
+              <a:graphicData uri="http://schemas.openxmlformats.org/drawingml/2006/picture">
+                <pic:pic>
+                  <pic:nvPicPr>
+                    <pic:cNvPr id="0" name="cnj_ca01.jpeg"/>
+                    <pic:cNvPicPr/>
+                  </pic:nvPicPr>
+                  <pic:blipFill>
+                    <a:blip r:embed="rId13"/>
+                    <a:stretch>
+                      <a:fillRect/>
+                    </a:stretch>
+                  </pic:blipFill>
+                  <pic:spPr>
+                    <a:xfrm>
+                      <a:off x="0" y="0"/>
+                      <a:ext cx="5400000" cy="1144125"/>
+                    </a:xfrm>
+                    <a:prstGeom prst="rect"/>
+                  </pic:spPr>
+                </pic:pic>
+              </a:graphicData>
+            </a:graphic>
+          </wp:inline>
+        </w:drawing>
+      </w:r>
+    </w:p>
+    <w:p>
+      <w:r>
+        <w:t>Critério de aceite CA02</w:t>
+      </w:r>
+    </w:p>
+    <w:p>
+      <w:r>
+        <w:drawing>
+          <wp:inline xmlns:a="http://schemas.openxmlformats.org/drawingml/2006/main" xmlns:pic="http://schemas.openxmlformats.org/drawingml/2006/picture">
+            <wp:extent cx="5400000" cy="1405479"/>
+            <wp:docPr id="2" name="Picture 2"/>
+            <wp:cNvGraphicFramePr>
+              <a:graphicFrameLocks noChangeAspect="1"/>
+            </wp:cNvGraphicFramePr>
+            <a:graphic>
+              <a:graphicData uri="http://schemas.openxmlformats.org/drawingml/2006/picture">
+                <pic:pic>
+                  <pic:nvPicPr>
+                    <pic:cNvPr id="0" name="cnj_ca02.jpg"/>
+                    <pic:cNvPicPr/>
+                  </pic:nvPicPr>
+                  <pic:blipFill>
+                    <a:blip r:embed="rId14"/>
+                    <a:stretch>
+                      <a:fillRect/>
+                    </a:stretch>
+                  </pic:blipFill>
+                  <pic:spPr>
+                    <a:xfrm>
+                      <a:off x="0" y="0"/>
+                      <a:ext cx="5400000" cy="1405479"/>
+                    </a:xfrm>
+                    <a:prstGeom prst="rect"/>
+                  </pic:spPr>
+                </pic:pic>
+              </a:graphicData>
+            </a:graphic>
+          </wp:inline>
+        </w:drawing>
+      </w:r>
+    </w:p>
+    <w:p>
+      <w:r>
+        <w:t>Critério de aceite CA03</w:t>
+      </w:r>
+    </w:p>
+    <w:p>
+      <w:r>
+        <w:drawing>
+          <wp:inline xmlns:a="http://schemas.openxmlformats.org/drawingml/2006/main" xmlns:pic="http://schemas.openxmlformats.org/drawingml/2006/picture">
+            <wp:extent cx="5400000" cy="2214511"/>
+            <wp:docPr id="3" name="Picture 3"/>
+            <wp:cNvGraphicFramePr>
+              <a:graphicFrameLocks noChangeAspect="1"/>
+            </wp:cNvGraphicFramePr>
+            <a:graphic>
+              <a:graphicData uri="http://schemas.openxmlformats.org/drawingml/2006/picture">
+                <pic:pic>
+                  <pic:nvPicPr>
+                    <pic:cNvPr id="0" name="cnj_ca03.jpeg"/>
+                    <pic:cNvPicPr/>
+                  </pic:nvPicPr>
+                  <pic:blipFill>
+                    <a:blip r:embed="rId15"/>
+                    <a:stretch>
+                      <a:fillRect/>
+                    </a:stretch>
+                  </pic:blipFill>
+                  <pic:spPr>
+                    <a:xfrm>
+                      <a:off x="0" y="0"/>
+                      <a:ext cx="5400000" cy="2214511"/>
+                    </a:xfrm>
+                    <a:prstGeom prst="rect"/>
+                  </pic:spPr>
+                </pic:pic>
+              </a:graphicData>
+            </a:graphic>
+          </wp:inline>
+        </w:drawing>
+      </w:r>
+    </w:p>
+    <w:p>
+      <w:r>
+        <w:t>Critério de aceite CA05</w:t>
+      </w:r>
+    </w:p>
+    <w:p>
+      <w:r>
+        <w:drawing>
+          <wp:inline xmlns:a="http://schemas.openxmlformats.org/drawingml/2006/main" xmlns:pic="http://schemas.openxmlformats.org/drawingml/2006/picture">
+            <wp:extent cx="5400000" cy="155250"/>
+            <wp:docPr id="4" name="Picture 4"/>
+            <wp:cNvGraphicFramePr>
+              <a:graphicFrameLocks noChangeAspect="1"/>
+            </wp:cNvGraphicFramePr>
+            <a:graphic>
+              <a:graphicData uri="http://schemas.openxmlformats.org/drawingml/2006/picture">
+                <pic:pic>
+                  <pic:nvPicPr>
+                    <pic:cNvPr id="0" name="cnj_ca05.jpeg"/>
+                    <pic:cNvPicPr/>
+                  </pic:nvPicPr>
+                  <pic:blipFill>
+                    <a:blip r:embed="rId16"/>
+                    <a:stretch>
+                      <a:fillRect/>
+                    </a:stretch>
+                  </pic:blipFill>
+                  <pic:spPr>
+                    <a:xfrm>
+                      <a:off x="0" y="0"/>
+                      <a:ext cx="5400000" cy="155250"/>
+                    </a:xfrm>
+                    <a:prstGeom prst="rect"/>
+                  </pic:spPr>
+                </pic:pic>
+              </a:graphicData>
+            </a:graphic>
+          </wp:inline>
+        </w:drawing>
+      </w:r>
+    </w:p>
+    <w:p>
+      <w:r>
+        <w:t>Critério de aceite CA07</w:t>
+      </w:r>
+    </w:p>
+    <w:p>
+      <w:r>
+        <w:drawing>
+          <wp:inline xmlns:a="http://schemas.openxmlformats.org/drawingml/2006/main" xmlns:pic="http://schemas.openxmlformats.org/drawingml/2006/picture">
+            <wp:extent cx="5400000" cy="253904"/>
+            <wp:docPr id="5" name="Picture 5"/>
+            <wp:cNvGraphicFramePr>
+              <a:graphicFrameLocks noChangeAspect="1"/>
+            </wp:cNvGraphicFramePr>
+            <a:graphic>
+              <a:graphicData uri="http://schemas.openxmlformats.org/drawingml/2006/picture">
+                <pic:pic>
+                  <pic:nvPicPr>
+                    <pic:cNvPr id="0" name="cnj_ca07.jpg"/>
+                    <pic:cNvPicPr/>
+                  </pic:nvPicPr>
+                  <pic:blipFill>
+                    <a:blip r:embed="rId17"/>
+                    <a:stretch>
+                      <a:fillRect/>
+                    </a:stretch>
+                  </pic:blipFill>
+                  <pic:spPr>
+                    <a:xfrm>
+                      <a:off x="0" y="0"/>
+                      <a:ext cx="5400000" cy="253904"/>
+                    </a:xfrm>
+                    <a:prstGeom prst="rect"/>
+                  </pic:spPr>
+                </pic:pic>
+              </a:graphicData>
+            </a:graphic>
+          </wp:inline>
+        </w:drawing>
+      </w:r>
+    </w:p>
+    <w:p>
+      <w:r>
+        <w:t>Critério de aceite CA04 (anexo)</w:t>
+      </w:r>
+    </w:p>
+    <w:p>
+      <w:r>
+        <w:t>[anexo não-imagem: cnj_ca04.txt — ver pasta evidencias/]</w:t>
+      </w:r>
+    </w:p>
     <w:sectPr>
       <w:headerReference w:type="default" r:id="rId9"/>
       <w:headerReference w:type="first" r:id="rId10"/>

--- a/mps-nivel-c/oficial/04_registros/AASP_CNJ/REL-VV-AASPCNJ01-001_Relatorio-de-Execucao-de-Testes.docx
+++ b/mps-nivel-c/oficial/04_registros/AASP_CNJ/REL-VV-AASPCNJ01-001_Relatorio-de-Execucao-de-Testes.docx
@@ -2788,7 +2788,7 @@
                 <w:i w:val="0"/>
                 <w:sz w:val="20"/>
               </w:rPr>
-              <w:t>11/06/2026</w:t>
+              <w:t>01/06/2026</w:t>
             </w:r>
           </w:p>
         </w:tc>
@@ -2813,7 +2813,7 @@
                 <w:i w:val="0"/>
                 <w:sz w:val="20"/>
               </w:rPr>
-              <w:t>Time de Melhoria Contínua</w:t>
+              <w:t>Abraão Oliveira (Gerente de Projeto) e equipe de QA</w:t>
             </w:r>
           </w:p>
         </w:tc>
@@ -2838,7 +2838,7 @@
                 <w:i w:val="0"/>
                 <w:sz w:val="20"/>
               </w:rPr>
-              <w:t>Relatório de execução de testes consolidado a partir do Registro de Projeto AASP_CNJ v1.0 (08/06/2026).</w:t>
+              <w:t>Relatório de execução de testes.</w:t>
             </w:r>
           </w:p>
         </w:tc>

--- a/mps-nivel-c/oficial/04_registros/AASP_CNJ/REL-VV-AASPCNJ01-001_Relatorio-de-Execucao-de-Testes.docx
+++ b/mps-nivel-c/oficial/04_registros/AASP_CNJ/REL-VV-AASPCNJ01-001_Relatorio-de-Execucao-de-Testes.docx
@@ -338,7 +338,7 @@
                 <w:i w:val="0"/>
                 <w:sz w:val="20"/>
               </w:rPr>
-              <w:t>11/06/2026</w:t>
+              <w:t>05/06/2026</w:t>
             </w:r>
           </w:p>
         </w:tc>
@@ -2788,7 +2788,7 @@
                 <w:i w:val="0"/>
                 <w:sz w:val="20"/>
               </w:rPr>
-              <w:t>11/06/2026</w:t>
+              <w:t>05/06/2026</w:t>
             </w:r>
           </w:p>
         </w:tc>
@@ -2813,7 +2813,7 @@
                 <w:i w:val="0"/>
                 <w:sz w:val="20"/>
               </w:rPr>
-              <w:t>Time de Melhoria Contínua</w:t>
+              <w:t>Equipe de Testes</w:t>
             </w:r>
           </w:p>
         </w:tc>

--- a/mps-nivel-c/oficial/04_registros/AASP_CNJ/REL-VV-AASPCNJ01-001_Relatorio-de-Execucao-de-Testes.docx
+++ b/mps-nivel-c/oficial/04_registros/AASP_CNJ/REL-VV-AASPCNJ01-001_Relatorio-de-Execucao-de-Testes.docx
@@ -34,7 +34,7 @@
           <w:color w:val="555555"/>
           <w:sz w:val="20"/>
         </w:rPr>
-        <w:t>REL-VV-AASPCNJ01-001   ·   Versão 1.0   ·   11/06/2026   ·   Timeware Brasil</w:t>
+        <w:t>REL-VV-AASPCNJ01-001   ·   Versão 1.0   ·   05/06/2026   ·   Timeware Brasil</w:t>
       </w:r>
     </w:p>
     <w:p>
@@ -2838,7 +2838,7 @@
                 <w:i w:val="0"/>
                 <w:sz w:val="20"/>
               </w:rPr>
-              <w:t>Relatório de execução de testes consolidado a partir do Registro de Projeto AASP_CNJ v1.0 (08/06/2026).</w:t>
+              <w:t>Relatório de execução de testes consolidado a partir do Registro de Projeto AASP_CNJ v1.0.</w:t>
             </w:r>
           </w:p>
         </w:tc>

--- a/mps-nivel-c/oficial/04_registros/AASP_CNJ/REL-VV-AASPCNJ01-001_Relatorio-de-Execucao-de-Testes.docx
+++ b/mps-nivel-c/oficial/04_registros/AASP_CNJ/REL-VV-AASPCNJ01-001_Relatorio-de-Execucao-de-Testes.docx
@@ -1804,7 +1804,7 @@
           <w:i w:val="0"/>
           <w:sz w:val="22"/>
         </w:rPr>
-        <w:t>Resumo: 10 defeitos (9 dev + 1 contenção v241) identificados e 100% resolvidos antes da validação final do fluxo.</w:t>
+        <w:t>Resumo: 10 defeitos (9 dev + 1 contenção v2.0.2) identificados e 100% resolvidos antes da validação final do fluxo.</w:t>
       </w:r>
       <w:r>
         <w:rPr>
